--- a/best.docx
+++ b/best.docx
@@ -7,7 +7,18 @@
         <w:pStyle w:val="Heading1"/>
       </w:pPr>
       <w:r>
-        <w:t>Саммари кандидата: Анащенко Оксана Александровна</w:t>
+        <w:t>Саммари: соответствие кандидата вакансии ID 566 «Аналитик DWH Middle+ с опытом Arenadata»</w:t>
+      </w:r>
+    </w:p>
+    <w:p>
+      <w:r>
+        <w:rPr>
+          <w:b/>
+        </w:rPr>
+        <w:t xml:space="preserve">Кандидат: </w:t>
+      </w:r>
+      <w:r>
+        <w:t>Анащенко Оксана Александровна — Аналитик DWH, грейд Senior (выше требуемого Middle+), локация: Россия, Санкт-Петербург, гражданство: Россия, готова к удалённой работе, старт ASAP (текущая позиция позволяет быструю смену работы).</w:t>
       </w:r>
     </w:p>
     <w:p>
@@ -15,14 +26,6 @@
         <w:pStyle w:val="Heading2"/>
       </w:pPr>
       <w:r>
-        <w:t>Вакансия: ID 566 — Аналитик DWH Middle+ с опытом Arenadata (удалёнка, РФ)</w:t>
-      </w:r>
-    </w:p>
-    <w:p>
-      <w:r>
-        <w:rPr>
-          <w:b/>
-        </w:rPr>
         <w:t>Почему кандидат подходит</w:t>
       </w:r>
     </w:p>
@@ -31,7 +34,7 @@
         <w:pStyle w:val="ListBullet"/>
       </w:pPr>
       <w:r>
-        <w:t>Системный аналитик с опытом работы с DWH более 4 лет (по требованиям вакансии нужно от 3,5–4 лет): с января 2024 года работает на стыке ролей дата-инженера, системного аналитика и архитектора DWH, до этого — в IBS (август 2021 — январь 2024) участвовала в разработке аналитических хранилищ.</w:t>
+        <w:t>Опыт существенно выше требования 3,5–4 года: общий стаж 28+ лет, из них профильный опыт в аналитике данных и DWH — более 10 лет (Альфа-Банк, МТС, IBS, «Метр Квадратный», МАГНИТ).</w:t>
       </w:r>
     </w:p>
     <w:p>
@@ -39,7 +42,7 @@
         <w:pStyle w:val="ListBullet"/>
       </w:pPr>
       <w:r>
-        <w:t>Прямое попадание в ключевое требование: опыт работы с платформой данных Arenadata (в стеке проекта IBS указан ArenaData) — это одна из технологий платформы Arenadata, требуемых вакансией.</w:t>
+        <w:t>Понимание архитектуры DWH подтверждено на практике: текущая роль — Ведущий системный аналитик миграции хранилища Teradata --&gt; Data Lake (МАГНИТ, сентябрь 2024 — н.в.): слои raw/L1(core)/L2(data mart), S2T mapping, Hive/Metastore, OpenMetaData, Airflow, dbt, Trino.</w:t>
       </w:r>
     </w:p>
     <w:p>
@@ -47,7 +50,7 @@
         <w:pStyle w:val="ListBullet"/>
       </w:pPr>
       <w:r>
-        <w:t>Понимание архитектуры DWH подтверждено практикой: архитектурное проектирование объектов ядра хранилища (DataVault), разработка концептуальной, логической и физической моделей данных, S2T mapping — то есть реальный опыт проектирования структуры БД, который требует вакансия.</w:t>
+        <w:t>Проектирование структуры БД — прямой опыт: архитектурное проектирование ядра хранилища в модели DataVault (концептуальная, логическая, физическая модели данных, S2T mapping) в «Метр Квадратный»/ООО “А17”; в IBS — разработка ЛМД, ФМД и маппингов to be в модели Data Vault; постановка ТЗ ETL-разработчикам — ровно то, что требует вакансия (формулирование ТЗ к ETL процессам, модели данных и расчётам).</w:t>
       </w:r>
     </w:p>
     <w:p>
@@ -55,7 +58,7 @@
         <w:pStyle w:val="ListBullet"/>
       </w:pPr>
       <w:r>
-        <w:t>Уверенное владение SQL для анализа данных и чтения кода: SQL (Trino), PL/SQL, Oracle, PostgreSQL, Greenplum, MS SQL, Teradata; пишет ETL-процессы и делает ревью SQL-кода витрин отчётов.</w:t>
+        <w:t>SQL — экспертный уровень (senior): сложные запросы, хранимые процедуры и функции, оконные функции, регулярные выражения; чтение и ревью чужого SQL-кода витрин; диалекты: Oracle PL/SQL, PostgreSQL, MS SQL, Greenplum, Trino.</w:t>
       </w:r>
     </w:p>
     <w:p>
@@ -63,7 +66,7 @@
         <w:pStyle w:val="ListBullet"/>
       </w:pPr>
       <w:r>
-        <w:t>Формулирование требований в виде ТЗ к ETL-процессам и модели данных — регулярная обязанность кандидата (написание ТЗ для автоматизации бизнес-процессов, анализ ТЗ заказчика в МТС, уточнение требований к витринам и дашбордам).</w:t>
+        <w:t>Опыт работы с платформой данных Arenadata: в стеке проекта IBS прямо указан ArenaData (банковские аналитические хранилища) — закрывает требование «опыт с одной из технологий платформы данных Arenadata».</w:t>
       </w:r>
     </w:p>
     <w:p>
@@ -71,7 +74,7 @@
         <w:pStyle w:val="ListBullet"/>
       </w:pPr>
       <w:r>
-        <w:t>Опыт в банковском секторе («в идеале опыт в банке»): IBS — аутсорсинговые проекты для банковского сектора; Альфа-Банк (ноябрь 2019 — август 2020) — аналитическая отчётность по работе отдела комплаенса, поддержка ML-моделей выявления высокорисковых клиентов. Такой опыт близок к банковским проектам и предметным областям регуляторной/финансовой отчётности.</w:t>
+        <w:t>Банковский опыт («в идеале» по вакансии): IBS — аутсорсинговые проекты аналитических хранилищ для банковского сектора; Альфа-Банк — комплаенс-отчётность (ПОД/FT) и ML-модели; начало карьеры — АКБ «СБС-АГРО». Готова выйти на банковский проект.</w:t>
       </w:r>
     </w:p>
     <w:p>
@@ -79,14 +82,14 @@
         <w:pStyle w:val="ListBullet"/>
       </w:pPr>
       <w:r>
-        <w:t>Готовность к формату: локация — Москва, Россия (требование «строго РФ» выполнено), формат удалённый — опыт позволяет работать распределённо.</w:t>
+        <w:t>Аналитика данных в учётных системах: SAP HANA, MS SQL, Oracle, 1C/Axapta, Google Analytics; ad hoc выгрузки, автоматизация регулярных отчётов, контроль качества данных в витринах.</w:t>
       </w:r>
     </w:p>
     <w:p>
+      <w:pPr>
+        <w:pStyle w:val="Heading2"/>
+      </w:pPr>
       <w:r>
-        <w:rPr>
-          <w:b/>
-        </w:rPr>
         <w:t>Сильные стороны</w:t>
       </w:r>
     </w:p>
@@ -95,7 +98,7 @@
         <w:pStyle w:val="ListBullet"/>
       </w:pPr>
       <w:r>
-        <w:t>Широкий DWH-стек: Greenplum, ArenaData, Oracle/PL-SQL, PostgreSQL, MS SQL, Teradata + современные инструменты ETL: Airflow, NiFi, dbt, Kafka, MongoDB.</w:t>
+        <w:t>Редкое сочетание компетенций на стыке трёх ролей: системный аналитик + дата-инженер + архитектор-моделист DWH.</w:t>
       </w:r>
     </w:p>
     <w:p>
@@ -103,7 +106,7 @@
         <w:pStyle w:val="ListBullet"/>
       </w:pPr>
       <w:r>
-        <w:t>Моделирование данных «взрослого» уровня: DataVault, три уровня моделей (концептуальная/логическая/физическая), маппинги источник-приёмник.</w:t>
+        <w:t>Полный цикл: от сбора требований бизнеса и ТЗ до разработки ETL, витрин, ПСИ и передачи на сопровождение; презентация результатов заказчику, обучение пользователей.</w:t>
       </w:r>
     </w:p>
     <w:p>
@@ -111,7 +114,7 @@
         <w:pStyle w:val="ListBullet"/>
       </w:pPr>
       <w:r>
-        <w:t>Аналитика данных в учётных системах и построение витрин под BI-потребности бизнеса — ровно круг задач vacancy (ТЗ к ETL, модель данных, аналитика в учётных системах).</w:t>
+        <w:t>Широкий технологический стек DWH/ETL: Teradata, Greenplum, ArenaData, PostgreSQL, Oracle, Trino, Kafka, Airflow, NiFi, dbt, Python (pandas, numpy), Tableau, PowerDesigner.</w:t>
       </w:r>
     </w:p>
     <w:p>
@@ -119,7 +122,7 @@
         <w:pStyle w:val="ListBullet"/>
       </w:pPr>
       <w:r>
-        <w:t>Более 20 лет в аналитике и работе с данными, включая роль «Главный экономист / старший аналитик данных» в Альфа-Банке — сильная финансово-предметная база (близка к МСФО/НО; точное знание МСФО и НО по резюме не подтверждается — см. замечания).</w:t>
+        <w:t>Дополнительная ценность: ML-опыт (sklearn), BI-аналитика, работа с корпоративным AI-агентом при разработке, курсы по Python для анализа данных.</w:t>
       </w:r>
     </w:p>
     <w:p>
@@ -127,15 +130,15 @@
         <w:pStyle w:val="ListBullet"/>
       </w:pPr>
       <w:r>
-        <w:t>Грейд по резюме — Senior, что закрывает планку Middle+ с запасом.</w:t>
+        <w:t>Старше 50, высокая стабильность и мотивация к обучению; аналитический склад ума, стрессоустойчивость, неконфликтность.</w:t>
       </w:r>
     </w:p>
     <w:p>
+      <w:pPr>
+        <w:pStyle w:val="Heading2"/>
+      </w:pPr>
       <w:r>
-        <w:rPr>
-          <w:b/>
-        </w:rPr>
-        <w:t>Зоны внимания / риски</w:t>
+        <w:t>Зоны внимания (soft-скилы/риски)</w:t>
       </w:r>
     </w:p>
     <w:p>
@@ -143,7 +146,7 @@
         <w:pStyle w:val="ListBullet"/>
       </w:pPr>
       <w:r>
-        <w:t>Сертификат ADCSDB: Analyst (Arenadata) — в резюме не указан (желательное требование).</w:t>
+        <w:t>Сертификат ADCSDB: Analyst (Arenadata) отсутствует (желательно, не обязательно) — опыт с ArenaData есть в проектах IBS.</w:t>
       </w:r>
     </w:p>
     <w:p>
@@ -151,7 +154,7 @@
         <w:pStyle w:val="ListBullet"/>
       </w:pPr>
       <w:r>
-        <w:t>Явное подтверждение знаний МСФО и НО в резюме отсутствует — рекомендуется проверить на интервью.</w:t>
+        <w:t>Знание МСФО и НО в резюме прямо не подтверждено (есть комплаенс-отчётность в банке) — проверить на интервью.</w:t>
       </w:r>
     </w:p>
     <w:p>
@@ -159,7 +162,19 @@
         <w:pStyle w:val="ListBullet"/>
       </w:pPr>
       <w:r>
-        <w:t>Точная дата рождения, гражданство и разрешение на работу в резюме не указаны (гражданство предположительно — РФ, требует подтверждения; вакансия требует строго РФ и российское гражданство).</w:t>
+        <w:t>Вакансия уровня Middle+, кандидат — Senior: уточнить зарплатные ожидания (в HH-резюме указано 200 000 ₽ на руки) и мотивацию.</w:t>
+      </w:r>
+    </w:p>
+    <w:p/>
+    <w:p>
+      <w:r>
+        <w:rPr>
+          <w:b/>
+        </w:rPr>
+        <w:t xml:space="preserve">Вывод: </w:t>
+      </w:r>
+      <w:r>
+        <w:t>кандидат полностью закрывает обязательные требования вакансии (опыт DWH &gt;4 лет, архитектура DWH, SQL, Arenadata, проектирование БД, готовность к банковскому проекту, РФ/гражданство РФ, удалёнка) и рекомендуется к рассмотрению в приоритетном порядке.</w:t>
       </w:r>
     </w:p>
     <w:sectPr>
